--- a/docs/SONAIR_Experimental_Protocol.docx
+++ b/docs/SONAIR_Experimental_Protocol.docx
@@ -9063,6 +9063,110 @@
                 <w:szCs w:val="18"/>
               </w:rPr>
               <w:t xml:space="preserve">The robot accepts the connection and ignores every command. Nothing can detect it; the first move simply does nothing.</w:t>
+            </w:r>
+          </w:p>
+        </w:tc>
+      </w:tr>
+      <w:tr>
+        <w:tc>
+          <w:tcPr>
+            <w:tcW w:type="dxa" w:w="3000"/>
+            <w:tcMar>
+              <w:top w:type="dxa" w:w="90"/>
+              <w:left w:type="dxa" w:w="130"/>
+              <w:bottom w:type="dxa" w:w="90"/>
+              <w:right w:type="dxa" w:w="130"/>
+            </w:tcMar>
+          </w:tcPr>
+          <w:p>
+            <w:pPr>
+              <w:spacing w:after="0" w:line="252"/>
+            </w:pPr>
+            <w:r>
+              <w:rPr>
+                <w:b/>
+                <w:bCs/>
+                <w:color w:val="1A1A1A"/>
+                <w:sz w:val="18"/>
+                <w:szCs w:val="18"/>
+              </w:rPr>
+              <w:t xml:space="preserve">Confusing tool speed with elbow speed</w:t>
+            </w:r>
+          </w:p>
+        </w:tc>
+        <w:tc>
+          <w:tcPr>
+            <w:tcW w:type="dxa" w:w="6360"/>
+            <w:tcMar>
+              <w:top w:type="dxa" w:w="90"/>
+              <w:left w:type="dxa" w:w="130"/>
+              <w:bottom w:type="dxa" w:w="90"/>
+              <w:right w:type="dxa" w:w="130"/>
+            </w:tcMar>
+          </w:tcPr>
+          <w:p>
+            <w:pPr>
+              <w:spacing w:after="0" w:line="252"/>
+            </w:pPr>
+            <w:r>
+              <w:rPr>
+                <w:color w:val="1A1A1A"/>
+                <w:sz w:val="18"/>
+                <w:szCs w:val="18"/>
+              </w:rPr>
+              <w:t xml:space="preserve">The campaign’s cells are defined by elbow angular velocity in rad/s. A tool-space move at 0.4 m/s is not 0.4 rad/s at the elbow, and a run labelled with the wrong one puts the whole sweep in the wrong cells. The elbow_sweep job commands joint space for this reason.</w:t>
+            </w:r>
+          </w:p>
+        </w:tc>
+      </w:tr>
+      <w:tr>
+        <w:tc>
+          <w:tcPr>
+            <w:tcW w:type="dxa" w:w="3000"/>
+            <w:tcMar>
+              <w:top w:type="dxa" w:w="90"/>
+              <w:left w:type="dxa" w:w="130"/>
+              <w:bottom w:type="dxa" w:w="90"/>
+              <w:right w:type="dxa" w:w="130"/>
+            </w:tcMar>
+          </w:tcPr>
+          <w:p>
+            <w:pPr>
+              <w:spacing w:after="0" w:line="252"/>
+            </w:pPr>
+            <w:r>
+              <w:rPr>
+                <w:b/>
+                <w:bCs/>
+                <w:color w:val="1A1A1A"/>
+                <w:sz w:val="18"/>
+                <w:szCs w:val="18"/>
+              </w:rPr>
+              <w:t xml:space="preserve">A speed above the cell limit</w:t>
+            </w:r>
+          </w:p>
+        </w:tc>
+        <w:tc>
+          <w:tcPr>
+            <w:tcW w:type="dxa" w:w="6360"/>
+            <w:tcMar>
+              <w:top w:type="dxa" w:w="90"/>
+              <w:left w:type="dxa" w:w="130"/>
+              <w:bottom w:type="dxa" w:w="90"/>
+              <w:right w:type="dxa" w:w="130"/>
+            </w:tcMar>
+          </w:tcPr>
+          <w:p>
+            <w:pPr>
+              <w:spacing w:after="0" w:line="252"/>
+            </w:pPr>
+            <w:r>
+              <w:rPr>
+                <w:color w:val="1A1A1A"/>
+                <w:sz w:val="18"/>
+                <w:szCs w:val="18"/>
+              </w:rPr>
+              <w:t xml:space="preserve">The cell clamps it silently, so the arm moves at the limit while the run file records the figure you asked for. The runner refuses rather than clamping.</w:t>
             </w:r>
           </w:p>
         </w:tc>
